--- a/HCM_KS25-CNTT6_LeDucAnh_De04.docx
+++ b/HCM_KS25-CNTT6_LeDucAnh_De04.docx
@@ -560,6 +560,645 @@
         <w:t>ERD</w:t>
       </w:r>
     </w:p>
+    <w:tbl>
+      <w:tblPr>
+        <w:tblStyle w:val="TableGrid"/>
+        <w:tblW w:w="0" w:type="auto"/>
+        <w:tblLook w:val="04A0" w:firstRow="1" w:lastRow="0" w:firstColumn="1" w:lastColumn="0" w:noHBand="0" w:noVBand="1"/>
+      </w:tblPr>
+      <w:tblGrid>
+        <w:gridCol w:w="2405"/>
+        <w:gridCol w:w="6945"/>
+      </w:tblGrid>
+      <w:tr>
+        <w:tc>
+          <w:tcPr>
+            <w:tcW w:w="2405" w:type="dxa"/>
+          </w:tcPr>
+          <w:p>
+            <w:pPr>
+              <w:rPr>
+                <w:lang w:val="vi-VN"/>
+              </w:rPr>
+            </w:pPr>
+            <w:r>
+              <w:rPr>
+                <w:lang w:val="vi-VN"/>
+              </w:rPr>
+              <w:t>Thuộc tính</w:t>
+            </w:r>
+          </w:p>
+        </w:tc>
+        <w:tc>
+          <w:tcPr>
+            <w:tcW w:w="6945" w:type="dxa"/>
+          </w:tcPr>
+          <w:p>
+            <w:pPr>
+              <w:rPr>
+                <w:lang w:val="vi-VN"/>
+              </w:rPr>
+            </w:pPr>
+            <w:r>
+              <w:rPr>
+                <w:lang w:val="vi-VN"/>
+              </w:rPr>
+              <w:t>Đặt ở bảng</w:t>
+            </w:r>
+          </w:p>
+        </w:tc>
+      </w:tr>
+      <w:tr>
+        <w:tc>
+          <w:tcPr>
+            <w:tcW w:w="2405" w:type="dxa"/>
+          </w:tcPr>
+          <w:p>
+            <w:pPr>
+              <w:rPr>
+                <w:lang w:val="vi-VN"/>
+              </w:rPr>
+            </w:pPr>
+            <w:r>
+              <w:rPr>
+                <w:lang w:val="vi-VN"/>
+              </w:rPr>
+              <w:t>max_tickets</w:t>
+            </w:r>
+          </w:p>
+        </w:tc>
+        <w:tc>
+          <w:tcPr>
+            <w:tcW w:w="6945" w:type="dxa"/>
+          </w:tcPr>
+          <w:p>
+            <w:pPr>
+              <w:rPr>
+                <w:lang w:val="vi-VN"/>
+              </w:rPr>
+            </w:pPr>
+            <w:r>
+              <w:rPr>
+                <w:lang w:val="vi-VN"/>
+              </w:rPr>
+              <w:t>SERVICE_CENTER</w:t>
+            </w:r>
+          </w:p>
+        </w:tc>
+      </w:tr>
+      <w:tr>
+        <w:tc>
+          <w:tcPr>
+            <w:tcW w:w="2405" w:type="dxa"/>
+          </w:tcPr>
+          <w:p>
+            <w:pPr>
+              <w:rPr>
+                <w:lang w:val="vi-VN"/>
+              </w:rPr>
+            </w:pPr>
+            <w:r>
+              <w:rPr>
+                <w:lang w:val="vi-VN"/>
+              </w:rPr>
+              <w:t>estimate_return_date</w:t>
+            </w:r>
+          </w:p>
+        </w:tc>
+        <w:tc>
+          <w:tcPr>
+            <w:tcW w:w="6945" w:type="dxa"/>
+          </w:tcPr>
+          <w:p>
+            <w:pPr>
+              <w:rPr>
+                <w:lang w:val="vi-VN"/>
+              </w:rPr>
+            </w:pPr>
+            <w:r>
+              <w:t>WARRANTY_RETURN_INFO</w:t>
+            </w:r>
+            <w:r>
+              <w:rPr>
+                <w:lang w:val="vi-VN"/>
+              </w:rPr>
+              <w:t xml:space="preserve"> </w:t>
+            </w:r>
+            <w:proofErr w:type="gramStart"/>
+            <w:r>
+              <w:rPr>
+                <w:lang w:val="vi-VN"/>
+              </w:rPr>
+              <w:t>( bảng</w:t>
+            </w:r>
+            <w:proofErr w:type="gramEnd"/>
+            <w:r>
+              <w:rPr>
+                <w:lang w:val="vi-VN"/>
+              </w:rPr>
+              <w:t xml:space="preserve"> trung gian)</w:t>
+            </w:r>
+          </w:p>
+        </w:tc>
+      </w:tr>
+      <w:tr>
+        <w:tc>
+          <w:tcPr>
+            <w:tcW w:w="2405" w:type="dxa"/>
+          </w:tcPr>
+          <w:p>
+            <w:pPr>
+              <w:rPr>
+                <w:lang w:val="vi-VN"/>
+              </w:rPr>
+            </w:pPr>
+            <w:r>
+              <w:rPr>
+                <w:lang w:val="vi-VN"/>
+              </w:rPr>
+              <w:t>service_fee</w:t>
+            </w:r>
+          </w:p>
+        </w:tc>
+        <w:tc>
+          <w:tcPr>
+            <w:tcW w:w="6945" w:type="dxa"/>
+          </w:tcPr>
+          <w:p>
+            <w:pPr>
+              <w:rPr>
+                <w:lang w:val="vi-VN"/>
+              </w:rPr>
+            </w:pPr>
+            <w:r>
+              <w:t>WARRANTY_RETURN_INFO</w:t>
+            </w:r>
+            <w:r>
+              <w:rPr>
+                <w:lang w:val="vi-VN"/>
+              </w:rPr>
+              <w:t xml:space="preserve"> </w:t>
+            </w:r>
+            <w:proofErr w:type="gramStart"/>
+            <w:r>
+              <w:rPr>
+                <w:lang w:val="vi-VN"/>
+              </w:rPr>
+              <w:t>( bảng</w:t>
+            </w:r>
+            <w:proofErr w:type="gramEnd"/>
+            <w:r>
+              <w:rPr>
+                <w:lang w:val="vi-VN"/>
+              </w:rPr>
+              <w:t xml:space="preserve"> trung gian)</w:t>
+            </w:r>
+          </w:p>
+        </w:tc>
+      </w:tr>
+      <w:tr>
+        <w:tc>
+          <w:tcPr>
+            <w:tcW w:w="2405" w:type="dxa"/>
+          </w:tcPr>
+          <w:p>
+            <w:pPr>
+              <w:rPr>
+                <w:lang w:val="vi-VN"/>
+              </w:rPr>
+            </w:pPr>
+            <w:r>
+              <w:rPr>
+                <w:lang w:val="vi-VN"/>
+              </w:rPr>
+              <w:t>Thuộc tính không nên lưu- lý do</w:t>
+            </w:r>
+          </w:p>
+        </w:tc>
+        <w:tc>
+          <w:tcPr>
+            <w:tcW w:w="6945" w:type="dxa"/>
+          </w:tcPr>
+          <w:p>
+            <w:pPr>
+              <w:rPr>
+                <w:lang w:val="vi-VN"/>
+              </w:rPr>
+            </w:pPr>
+            <w:r>
+              <w:rPr>
+                <w:lang w:val="vi-VN"/>
+              </w:rPr>
+              <w:t>ticket_code – Vì trùng khóa chính, đã có thuộc tính id để làm khóa chính cho bảng WARRANTY_TICKET rồi</w:t>
+            </w:r>
+          </w:p>
+        </w:tc>
+      </w:tr>
+    </w:tbl>
+    <w:p>
+      <w:pPr>
+        <w:rPr>
+          <w:lang w:val="vi-VN"/>
+        </w:rPr>
+      </w:pPr>
+      <w:r>
+        <w:rPr>
+          <w:noProof/>
+          <w:lang w:val="vi-VN"/>
+        </w:rPr>
+        <w:lastRenderedPageBreak/>
+        <w:drawing>
+          <wp:inline distT="0" distB="0" distL="0" distR="0" wp14:anchorId="1B11D250" wp14:editId="62414B97">
+            <wp:extent cx="5943600" cy="4363085"/>
+            <wp:effectExtent l="0" t="0" r="0" b="0"/>
+            <wp:docPr id="1704320015" name="Picture 2"/>
+            <wp:cNvGraphicFramePr>
+              <a:graphicFrameLocks xmlns:a="http://schemas.openxmlformats.org/drawingml/2006/main" noChangeAspect="1"/>
+            </wp:cNvGraphicFramePr>
+            <a:graphic xmlns:a="http://schemas.openxmlformats.org/drawingml/2006/main">
+              <a:graphicData uri="http://schemas.openxmlformats.org/drawingml/2006/picture">
+                <pic:pic xmlns:pic="http://schemas.openxmlformats.org/drawingml/2006/picture">
+                  <pic:nvPicPr>
+                    <pic:cNvPr id="1704320015" name="Picture 1704320015"/>
+                    <pic:cNvPicPr/>
+                  </pic:nvPicPr>
+                  <pic:blipFill>
+                    <a:blip r:embed="rId6">
+                      <a:extLst>
+                        <a:ext uri="{28A0092B-C50C-407E-A947-70E740481C1C}">
+                          <a14:useLocalDpi xmlns:a14="http://schemas.microsoft.com/office/drawing/2010/main" val="0"/>
+                        </a:ext>
+                      </a:extLst>
+                    </a:blip>
+                    <a:stretch>
+                      <a:fillRect/>
+                    </a:stretch>
+                  </pic:blipFill>
+                  <pic:spPr>
+                    <a:xfrm>
+                      <a:off x="0" y="0"/>
+                      <a:ext cx="5943600" cy="4363085"/>
+                    </a:xfrm>
+                    <a:prstGeom prst="rect">
+                      <a:avLst/>
+                    </a:prstGeom>
+                  </pic:spPr>
+                </pic:pic>
+              </a:graphicData>
+            </a:graphic>
+          </wp:inline>
+        </w:drawing>
+      </w:r>
+    </w:p>
+    <w:p>
+      <w:pPr>
+        <w:pStyle w:val="Heading1"/>
+        <w:rPr>
+          <w:lang w:val="vi-VN"/>
+        </w:rPr>
+      </w:pPr>
+      <w:r>
+        <w:rPr>
+          <w:lang w:val="vi-VN"/>
+        </w:rPr>
+        <w:t xml:space="preserve">UI/UX </w:t>
+      </w:r>
+    </w:p>
+    <w:tbl>
+      <w:tblPr>
+        <w:tblStyle w:val="TableGrid"/>
+        <w:tblW w:w="0" w:type="auto"/>
+        <w:tblLook w:val="04A0" w:firstRow="1" w:lastRow="0" w:firstColumn="1" w:lastColumn="0" w:noHBand="0" w:noVBand="1"/>
+      </w:tblPr>
+      <w:tblGrid>
+        <w:gridCol w:w="562"/>
+        <w:gridCol w:w="2694"/>
+        <w:gridCol w:w="3756"/>
+        <w:gridCol w:w="2338"/>
+      </w:tblGrid>
+      <w:tr>
+        <w:tc>
+          <w:tcPr>
+            <w:tcW w:w="562" w:type="dxa"/>
+          </w:tcPr>
+          <w:p>
+            <w:pPr>
+              <w:rPr>
+                <w:lang w:val="vi-VN"/>
+              </w:rPr>
+            </w:pPr>
+            <w:r>
+              <w:rPr>
+                <w:lang w:val="vi-VN"/>
+              </w:rPr>
+              <w:t>STT</w:t>
+            </w:r>
+          </w:p>
+        </w:tc>
+        <w:tc>
+          <w:tcPr>
+            <w:tcW w:w="2694" w:type="dxa"/>
+          </w:tcPr>
+          <w:p>
+            <w:pPr>
+              <w:rPr>
+                <w:lang w:val="vi-VN"/>
+              </w:rPr>
+            </w:pPr>
+            <w:r>
+              <w:rPr>
+                <w:lang w:val="vi-VN"/>
+              </w:rPr>
+              <w:t>Lỗi</w:t>
+            </w:r>
+          </w:p>
+        </w:tc>
+        <w:tc>
+          <w:tcPr>
+            <w:tcW w:w="3756" w:type="dxa"/>
+          </w:tcPr>
+          <w:p>
+            <w:pPr>
+              <w:rPr>
+                <w:lang w:val="vi-VN"/>
+              </w:rPr>
+            </w:pPr>
+            <w:r>
+              <w:rPr>
+                <w:lang w:val="vi-VN"/>
+              </w:rPr>
+              <w:t>Nguyên tắc vi phạm</w:t>
+            </w:r>
+          </w:p>
+        </w:tc>
+        <w:tc>
+          <w:tcPr>
+            <w:tcW w:w="2338" w:type="dxa"/>
+          </w:tcPr>
+          <w:p>
+            <w:pPr>
+              <w:rPr>
+                <w:lang w:val="vi-VN"/>
+              </w:rPr>
+            </w:pPr>
+            <w:r>
+              <w:rPr>
+                <w:lang w:val="vi-VN"/>
+              </w:rPr>
+              <w:t>Cách sửa</w:t>
+            </w:r>
+          </w:p>
+        </w:tc>
+      </w:tr>
+      <w:tr>
+        <w:tc>
+          <w:tcPr>
+            <w:tcW w:w="562" w:type="dxa"/>
+          </w:tcPr>
+          <w:p>
+            <w:pPr>
+              <w:rPr>
+                <w:lang w:val="vi-VN"/>
+              </w:rPr>
+            </w:pPr>
+            <w:r>
+              <w:rPr>
+                <w:lang w:val="vi-VN"/>
+              </w:rPr>
+              <w:t>1</w:t>
+            </w:r>
+          </w:p>
+        </w:tc>
+        <w:tc>
+          <w:tcPr>
+            <w:tcW w:w="2694" w:type="dxa"/>
+          </w:tcPr>
+          <w:p>
+            <w:pPr>
+              <w:rPr>
+                <w:lang w:val="vi-VN"/>
+              </w:rPr>
+            </w:pPr>
+            <w:r>
+              <w:rPr>
+                <w:lang w:val="vi-VN"/>
+              </w:rPr>
+              <w:t>Ô nhập mô tả lỗi quá nhỏ để màn hình có thể hiển thị những thông tin người dùng đã nhập để người dùng xác nhận lại</w:t>
+            </w:r>
+          </w:p>
+        </w:tc>
+        <w:tc>
+          <w:tcPr>
+            <w:tcW w:w="3756" w:type="dxa"/>
+          </w:tcPr>
+          <w:p>
+            <w:pPr>
+              <w:rPr>
+                <w:lang w:val="vi-VN"/>
+              </w:rPr>
+            </w:pPr>
+            <w:r>
+              <w:rPr>
+                <w:lang w:val="vi-VN"/>
+              </w:rPr>
+              <w:t>Clarity</w:t>
+            </w:r>
+          </w:p>
+        </w:tc>
+        <w:tc>
+          <w:tcPr>
+            <w:tcW w:w="2338" w:type="dxa"/>
+          </w:tcPr>
+          <w:p>
+            <w:pPr>
+              <w:rPr>
+                <w:lang w:val="vi-VN"/>
+              </w:rPr>
+            </w:pPr>
+            <w:r>
+              <w:rPr>
+                <w:lang w:val="vi-VN"/>
+              </w:rPr>
+              <w:t>Mở rộng khung nhập liệu của phần mô tả lỗi để hiển thị được những thông tin người dùng nhập</w:t>
+            </w:r>
+          </w:p>
+        </w:tc>
+      </w:tr>
+      <w:tr>
+        <w:tc>
+          <w:tcPr>
+            <w:tcW w:w="562" w:type="dxa"/>
+          </w:tcPr>
+          <w:p>
+            <w:pPr>
+              <w:rPr>
+                <w:lang w:val="vi-VN"/>
+              </w:rPr>
+            </w:pPr>
+            <w:r>
+              <w:rPr>
+                <w:lang w:val="vi-VN"/>
+              </w:rPr>
+              <w:t>2</w:t>
+            </w:r>
+          </w:p>
+        </w:tc>
+        <w:tc>
+          <w:tcPr>
+            <w:tcW w:w="2694" w:type="dxa"/>
+          </w:tcPr>
+          <w:p>
+            <w:pPr>
+              <w:rPr>
+                <w:lang w:val="vi-VN"/>
+              </w:rPr>
+            </w:pPr>
+            <w:r>
+              <w:rPr>
+                <w:lang w:val="vi-VN"/>
+              </w:rPr>
+              <w:t xml:space="preserve">Phía dưới khung giờ tiếp nhận đang còn dư quá nhiều khoảng trống ở phần giao diện </w:t>
+            </w:r>
+          </w:p>
+        </w:tc>
+        <w:tc>
+          <w:tcPr>
+            <w:tcW w:w="3756" w:type="dxa"/>
+          </w:tcPr>
+          <w:p>
+            <w:pPr>
+              <w:rPr>
+                <w:lang w:val="vi-VN"/>
+              </w:rPr>
+            </w:pPr>
+          </w:p>
+        </w:tc>
+        <w:tc>
+          <w:tcPr>
+            <w:tcW w:w="2338" w:type="dxa"/>
+          </w:tcPr>
+          <w:p>
+            <w:pPr>
+              <w:rPr>
+                <w:lang w:val="vi-VN"/>
+              </w:rPr>
+            </w:pPr>
+          </w:p>
+        </w:tc>
+      </w:tr>
+      <w:tr>
+        <w:tc>
+          <w:tcPr>
+            <w:tcW w:w="562" w:type="dxa"/>
+          </w:tcPr>
+          <w:p>
+            <w:pPr>
+              <w:rPr>
+                <w:lang w:val="vi-VN"/>
+              </w:rPr>
+            </w:pPr>
+            <w:r>
+              <w:rPr>
+                <w:lang w:val="vi-VN"/>
+              </w:rPr>
+              <w:t>3</w:t>
+            </w:r>
+          </w:p>
+        </w:tc>
+        <w:tc>
+          <w:tcPr>
+            <w:tcW w:w="2694" w:type="dxa"/>
+          </w:tcPr>
+          <w:p>
+            <w:pPr>
+              <w:rPr>
+                <w:lang w:val="vi-VN"/>
+              </w:rPr>
+            </w:pPr>
+          </w:p>
+        </w:tc>
+        <w:tc>
+          <w:tcPr>
+            <w:tcW w:w="3756" w:type="dxa"/>
+          </w:tcPr>
+          <w:p>
+            <w:pPr>
+              <w:rPr>
+                <w:lang w:val="vi-VN"/>
+              </w:rPr>
+            </w:pPr>
+          </w:p>
+        </w:tc>
+        <w:tc>
+          <w:tcPr>
+            <w:tcW w:w="2338" w:type="dxa"/>
+          </w:tcPr>
+          <w:p>
+            <w:pPr>
+              <w:rPr>
+                <w:lang w:val="vi-VN"/>
+              </w:rPr>
+            </w:pPr>
+          </w:p>
+        </w:tc>
+      </w:tr>
+      <w:tr>
+        <w:tc>
+          <w:tcPr>
+            <w:tcW w:w="562" w:type="dxa"/>
+          </w:tcPr>
+          <w:p>
+            <w:pPr>
+              <w:rPr>
+                <w:lang w:val="vi-VN"/>
+              </w:rPr>
+            </w:pPr>
+            <w:r>
+              <w:rPr>
+                <w:lang w:val="vi-VN"/>
+              </w:rPr>
+              <w:t>4</w:t>
+            </w:r>
+          </w:p>
+        </w:tc>
+        <w:tc>
+          <w:tcPr>
+            <w:tcW w:w="2694" w:type="dxa"/>
+          </w:tcPr>
+          <w:p>
+            <w:pPr>
+              <w:rPr>
+                <w:lang w:val="vi-VN"/>
+              </w:rPr>
+            </w:pPr>
+          </w:p>
+        </w:tc>
+        <w:tc>
+          <w:tcPr>
+            <w:tcW w:w="3756" w:type="dxa"/>
+          </w:tcPr>
+          <w:p>
+            <w:pPr>
+              <w:rPr>
+                <w:lang w:val="vi-VN"/>
+              </w:rPr>
+            </w:pPr>
+          </w:p>
+        </w:tc>
+        <w:tc>
+          <w:tcPr>
+            <w:tcW w:w="2338" w:type="dxa"/>
+          </w:tcPr>
+          <w:p>
+            <w:pPr>
+              <w:rPr>
+                <w:lang w:val="vi-VN"/>
+              </w:rPr>
+            </w:pPr>
+          </w:p>
+        </w:tc>
+      </w:tr>
+    </w:tbl>
     <w:p>
       <w:pPr>
         <w:rPr>
@@ -2285,7 +2924,6 @@
   <w:style w:type="character" w:default="1" w:styleId="DefaultParagraphFont">
     <w:name w:val="Default Paragraph Font"/>
     <w:uiPriority w:val="1"/>
-    <w:semiHidden/>
     <w:unhideWhenUsed/>
   </w:style>
   <w:style w:type="table" w:default="1" w:styleId="TableNormal">

--- a/HCM_KS25-CNTT6_LeDucAnh_De04.docx
+++ b/HCM_KS25-CNTT6_LeDucAnh_De04.docx
@@ -682,21 +682,7 @@
               <w:rPr>
                 <w:lang w:val="vi-VN"/>
               </w:rPr>
-              <w:t xml:space="preserve"> </w:t>
-            </w:r>
-            <w:proofErr w:type="gramStart"/>
-            <w:r>
-              <w:rPr>
-                <w:lang w:val="vi-VN"/>
-              </w:rPr>
-              <w:t>( bảng</w:t>
-            </w:r>
-            <w:proofErr w:type="gramEnd"/>
-            <w:r>
-              <w:rPr>
-                <w:lang w:val="vi-VN"/>
-              </w:rPr>
-              <w:t xml:space="preserve"> trung gian)</w:t>
+              <w:t xml:space="preserve"> ( bảng trung gian)</w:t>
             </w:r>
           </w:p>
         </w:tc>
@@ -737,21 +723,7 @@
               <w:rPr>
                 <w:lang w:val="vi-VN"/>
               </w:rPr>
-              <w:t xml:space="preserve"> </w:t>
-            </w:r>
-            <w:proofErr w:type="gramStart"/>
-            <w:r>
-              <w:rPr>
-                <w:lang w:val="vi-VN"/>
-              </w:rPr>
-              <w:t>( bảng</w:t>
-            </w:r>
-            <w:proofErr w:type="gramEnd"/>
-            <w:r>
-              <w:rPr>
-                <w:lang w:val="vi-VN"/>
-              </w:rPr>
-              <w:t xml:space="preserve"> trung gian)</w:t>
+              <w:t xml:space="preserve"> ( bảng trung gian)</w:t>
             </w:r>
           </w:p>
         </w:tc>
@@ -1115,6 +1087,12 @@
                 <w:lang w:val="vi-VN"/>
               </w:rPr>
             </w:pPr>
+            <w:r>
+              <w:rPr>
+                <w:lang w:val="vi-VN"/>
+              </w:rPr>
+              <w:t>Ở phần khung giờ tiếp nhận những khung giờ đã hết chỗ có màu trùng với khung giờ còn chỗ làm khó nhận ra và có thể nhấn nhầm</w:t>
+            </w:r>
           </w:p>
         </w:tc>
         <w:tc>
@@ -1127,6 +1105,12 @@
                 <w:lang w:val="vi-VN"/>
               </w:rPr>
             </w:pPr>
+            <w:r>
+              <w:rPr>
+                <w:lang w:val="vi-VN"/>
+              </w:rPr>
+              <w:t>Clarity</w:t>
+            </w:r>
           </w:p>
         </w:tc>
         <w:tc>
@@ -1139,6 +1123,12 @@
                 <w:lang w:val="vi-VN"/>
               </w:rPr>
             </w:pPr>
+            <w:r>
+              <w:rPr>
+                <w:lang w:val="vi-VN"/>
+              </w:rPr>
+              <w:t xml:space="preserve">Đổi ô những chỗ khung giờ đã hết sang màu đỏ </w:t>
+            </w:r>
           </w:p>
         </w:tc>
       </w:tr>
